--- a/lessons/r/2-data_structures_notes.docx
+++ b/lessons/r/2-data_structures_notes.docx
@@ -2,16 +2,16 @@
 <file path=word/document.xml><?xml version="1.0" encoding="utf-8"?>
 <w:document xmlns:w="http://schemas.openxmlformats.org/wordprocessingml/2006/main" xmlns:m="http://schemas.openxmlformats.org/officeDocument/2006/math" xmlns:r="http://schemas.openxmlformats.org/officeDocument/2006/relationships" xmlns:o="urn:schemas-microsoft-com:office:office" xmlns:v="urn:schemas-microsoft-com:vml" xmlns:w10="urn:schemas-microsoft-com:office:word" xmlns:a="http://schemas.openxmlformats.org/drawingml/2006/main" xmlns:pic="http://schemas.openxmlformats.org/drawingml/2006/picture" xmlns:wp="http://schemas.openxmlformats.org/drawingml/2006/wordprocessingDrawing">
   <w:body>
-    <w:bookmarkStart w:id="69" w:name="data-structures-and-data-frames"/>
+    <w:bookmarkStart w:id="58" w:name="X75f1d1973b352cff8deeef28ff660ef5e57d6ac"/>
     <w:p>
       <w:pPr>
         <w:pStyle w:val="Heading1"/>
       </w:pPr>
       <w:r>
-        <w:t xml:space="preserve">Data Structures and Data Frames</w:t>
-      </w:r>
-    </w:p>
-    <w:bookmarkStart w:id="20" w:name="preflight"/>
+        <w:t xml:space="preserve">2025-11-04-strathclyde 2. Data Structures and Data Frames instructor notes</w:t>
+      </w:r>
+    </w:p>
+    <w:bookmarkStart w:id="9" w:name="preflight"/>
     <w:p>
       <w:pPr>
         <w:pStyle w:val="Heading2"/>
@@ -72,8 +72,8 @@
         </w:pict>
       </w:r>
     </w:p>
-    <w:bookmarkEnd w:id="20"/>
-    <w:bookmarkStart w:id="21" w:name="learning-questions"/>
+    <w:bookmarkEnd w:id="9"/>
+    <w:bookmarkStart w:id="10" w:name="learning-questions"/>
     <w:p>
       <w:pPr>
         <w:pStyle w:val="Heading2"/>
@@ -96,13 +96,7 @@
         <w:t xml:space="preserve"> </w:t>
       </w:r>
       <w:r>
-        <w:t xml:space="preserve">“</w:t>
-      </w:r>
-      <w:r>
-        <w:t xml:space="preserve">Why should I care about data types and structures?</w:t>
-      </w:r>
-      <w:r>
-        <w:t xml:space="preserve">”</w:t>
+        <w:t xml:space="preserve">“Why should I care about data types and structures?”</w:t>
       </w:r>
     </w:p>
     <w:p>
@@ -250,8 +244,8 @@
         </w:pict>
       </w:r>
     </w:p>
-    <w:bookmarkEnd w:id="21"/>
-    <w:bookmarkStart w:id="22" w:name="learning-objectives"/>
+    <w:bookmarkEnd w:id="10"/>
+    <w:bookmarkStart w:id="11" w:name="learning-objectives"/>
     <w:p>
       <w:pPr>
         <w:pStyle w:val="Heading2"/>
@@ -476,8 +470,8 @@
         </w:pict>
       </w:r>
     </w:p>
-    <w:bookmarkEnd w:id="22"/>
-    <w:bookmarkStart w:id="23" w:name="data-types-and-structures-in-r"/>
+    <w:bookmarkEnd w:id="11"/>
+    <w:bookmarkStart w:id="12" w:name="data-types-and-structures-in-r"/>
     <w:p>
       <w:pPr>
         <w:pStyle w:val="Heading2"/>
@@ -2437,13 +2431,7 @@
         <w:t xml:space="preserve"> </w:t>
       </w:r>
       <w:r>
-        <w:t xml:space="preserve">“</w:t>
-      </w:r>
-      <w:r>
-        <w:t xml:space="preserve">calico</w:t>
-      </w:r>
-      <w:r>
-        <w:t xml:space="preserve">”</w:t>
+        <w:t xml:space="preserve">“calico”</w:t>
       </w:r>
       <w:r>
         <w:t xml:space="preserve"> </w:t>
@@ -2455,13 +2443,7 @@
         <w:t xml:space="preserve"> </w:t>
       </w:r>
       <w:r>
-        <w:t xml:space="preserve">“</w:t>
-      </w:r>
-      <w:r>
-        <w:t xml:space="preserve">2.1</w:t>
-      </w:r>
-      <w:r>
-        <w:t xml:space="preserve">”</w:t>
+        <w:t xml:space="preserve">“2.1”</w:t>
       </w:r>
       <w:r>
         <w:t xml:space="preserve"> </w:t>
@@ -2664,8 +2646,8 @@
         </w:pict>
       </w:r>
     </w:p>
-    <w:bookmarkEnd w:id="23"/>
-    <w:bookmarkStart w:id="24" w:name="what-data-types-do-you-expect"/>
+    <w:bookmarkEnd w:id="12"/>
+    <w:bookmarkStart w:id="13" w:name="what-data-types-do-you-expect"/>
     <w:p>
       <w:pPr>
         <w:pStyle w:val="Heading2"/>
@@ -2788,8 +2770,8 @@
         </w:pict>
       </w:r>
     </w:p>
-    <w:bookmarkEnd w:id="24"/>
-    <w:bookmarkStart w:id="25" w:name="data-types-in-r"/>
+    <w:bookmarkEnd w:id="13"/>
+    <w:bookmarkStart w:id="14" w:name="data-types-in-r"/>
     <w:p>
       <w:pPr>
         <w:pStyle w:val="Heading2"/>
@@ -3476,13 +3458,7 @@
         <w:t xml:space="preserve">s (i.e. </w:t>
       </w:r>
       <w:r>
-        <w:t xml:space="preserve">“</w:t>
-      </w:r>
-      <w:r>
-        <w:t xml:space="preserve">Real</w:t>
-      </w:r>
-      <w:r>
-        <w:t xml:space="preserve">”</w:t>
+        <w:t xml:space="preserve">“Real”</w:t>
       </w:r>
       <w:r>
         <w:t xml:space="preserve"> </w:t>
@@ -4034,21 +4010,7 @@
           <w:b/>
           <w:bCs/>
         </w:rPr>
-        <w:t xml:space="preserve">“</w:t>
-      </w:r>
-      <w:r>
-        <w:rPr>
-          <w:b/>
-          <w:bCs/>
-        </w:rPr>
-        <w:t xml:space="preserve">stack</w:t>
-      </w:r>
-      <w:r>
-        <w:rPr>
-          <w:b/>
-          <w:bCs/>
-        </w:rPr>
-        <w:t xml:space="preserve">”</w:t>
+        <w:t xml:space="preserve">“stack”</w:t>
       </w:r>
       <w:r>
         <w:rPr>
@@ -4624,8 +4586,8 @@
         </w:pict>
       </w:r>
     </w:p>
-    <w:bookmarkEnd w:id="25"/>
-    <w:bookmarkStart w:id="26" w:name="a-quick-note-about-dataframes"/>
+    <w:bookmarkEnd w:id="14"/>
+    <w:bookmarkStart w:id="15" w:name="a-quick-note-about-dataframes"/>
     <w:p>
       <w:pPr>
         <w:pStyle w:val="Heading2"/>
@@ -5558,8 +5520,8 @@
         </w:pict>
       </w:r>
     </w:p>
-    <w:bookmarkEnd w:id="26"/>
-    <w:bookmarkStart w:id="27" w:name="vectors"/>
+    <w:bookmarkEnd w:id="15"/>
+    <w:bookmarkStart w:id="16" w:name="vectors"/>
     <w:p>
       <w:pPr>
         <w:pStyle w:val="Heading2"/>
@@ -6492,8 +6454,8 @@
         </w:pict>
       </w:r>
     </w:p>
-    <w:bookmarkEnd w:id="27"/>
-    <w:bookmarkStart w:id="28" w:name="coercion-1"/>
+    <w:bookmarkEnd w:id="16"/>
+    <w:bookmarkStart w:id="17" w:name="coercion-1"/>
     <w:p>
       <w:pPr>
         <w:pStyle w:val="Heading2"/>
@@ -7188,8 +7150,8 @@
         </w:pict>
       </w:r>
     </w:p>
-    <w:bookmarkEnd w:id="28"/>
-    <w:bookmarkStart w:id="29" w:name="coercion-2"/>
+    <w:bookmarkEnd w:id="17"/>
+    <w:bookmarkStart w:id="18" w:name="coercion-2"/>
     <w:p>
       <w:pPr>
         <w:pStyle w:val="Heading2"/>
@@ -8826,8 +8788,8 @@
         </w:pict>
       </w:r>
     </w:p>
-    <w:bookmarkEnd w:id="29"/>
-    <w:bookmarkStart w:id="30" w:name="lists"/>
+    <w:bookmarkEnd w:id="18"/>
+    <w:bookmarkStart w:id="19" w:name="lists"/>
     <w:p>
       <w:pPr>
         <w:pStyle w:val="Heading2"/>
@@ -10722,8 +10684,8 @@
         </w:pict>
       </w:r>
     </w:p>
-    <w:bookmarkEnd w:id="30"/>
-    <w:bookmarkStart w:id="31" w:name="lets-look-at-a-data-frame"/>
+    <w:bookmarkEnd w:id="19"/>
+    <w:bookmarkStart w:id="20" w:name="lets-look-at-a-data-frame"/>
     <w:p>
       <w:pPr>
         <w:pStyle w:val="Heading2"/>
@@ -11443,8 +11405,8 @@
         </w:pict>
       </w:r>
     </w:p>
-    <w:bookmarkEnd w:id="31"/>
-    <w:bookmarkStart w:id="32" w:name="load-episode-data"/>
+    <w:bookmarkEnd w:id="20"/>
+    <w:bookmarkStart w:id="21" w:name="load-episode-data"/>
     <w:p>
       <w:pPr>
         <w:pStyle w:val="Heading2"/>
@@ -11858,8 +11820,8 @@
         </w:pict>
       </w:r>
     </w:p>
-    <w:bookmarkEnd w:id="32"/>
-    <w:bookmarkStart w:id="33" w:name="investigating-gapminder"/>
+    <w:bookmarkEnd w:id="21"/>
+    <w:bookmarkStart w:id="22" w:name="investigating-gapminder"/>
     <w:p>
       <w:pPr>
         <w:pStyle w:val="Heading2"/>
@@ -15229,8 +15191,8 @@
         </w:pict>
       </w:r>
     </w:p>
-    <w:bookmarkEnd w:id="33"/>
-    <w:bookmarkStart w:id="34" w:name="data-frame-manipulation-with-dplyr"/>
+    <w:bookmarkEnd w:id="22"/>
+    <w:bookmarkStart w:id="23" w:name="data-frame-manipulation-with-dplyr"/>
     <w:p>
       <w:pPr>
         <w:pStyle w:val="Heading2"/>
@@ -15255,8 +15217,8 @@
         </w:pict>
       </w:r>
     </w:p>
-    <w:bookmarkEnd w:id="34"/>
-    <w:bookmarkStart w:id="35" w:name="learning-objectives-data-frames"/>
+    <w:bookmarkEnd w:id="23"/>
+    <w:bookmarkStart w:id="24" w:name="learning-objectives-data-frames"/>
     <w:p>
       <w:pPr>
         <w:pStyle w:val="Heading2"/>
@@ -15450,8 +15412,8 @@
         </w:pict>
       </w:r>
     </w:p>
-    <w:bookmarkEnd w:id="35"/>
-    <w:bookmarkStart w:id="36" w:name="what-and-why-is-dplyr"/>
+    <w:bookmarkEnd w:id="24"/>
+    <w:bookmarkStart w:id="25" w:name="what-and-why-is-dplyr"/>
     <w:p>
       <w:pPr>
         <w:pStyle w:val="Heading2"/>
@@ -15653,8 +15615,8 @@
         </w:pict>
       </w:r>
     </w:p>
-    <w:bookmarkEnd w:id="36"/>
-    <w:bookmarkStart w:id="37" w:name="split-apply-combine"/>
+    <w:bookmarkEnd w:id="25"/>
+    <w:bookmarkStart w:id="26" w:name="split-apply-combine"/>
     <w:p>
       <w:pPr>
         <w:pStyle w:val="Heading2"/>
@@ -15763,13 +15725,7 @@
         <w:t xml:space="preserve"> </w:t>
       </w:r>
       <w:r>
-        <w:t xml:space="preserve">“</w:t>
-      </w:r>
-      <w:r>
-        <w:t xml:space="preserve">group</w:t>
-      </w:r>
-      <w:r>
-        <w:t xml:space="preserve">”</w:t>
+        <w:t xml:space="preserve">“group”</w:t>
       </w:r>
     </w:p>
     <w:p>
@@ -15914,8 +15870,8 @@
         </w:pict>
       </w:r>
     </w:p>
-    <w:bookmarkEnd w:id="37"/>
-    <w:bookmarkStart w:id="38" w:name="select---interactive-demo"/>
+    <w:bookmarkEnd w:id="26"/>
+    <w:bookmarkStart w:id="27" w:name="select---interactive-demo"/>
     <w:p>
       <w:pPr>
         <w:pStyle w:val="Heading2"/>
@@ -16379,21 +16335,7 @@
           <w:b/>
           <w:bCs/>
         </w:rPr>
-        <w:t xml:space="preserve">‘</w:t>
-      </w:r>
-      <w:r>
-        <w:rPr>
-          <w:b/>
-          <w:bCs/>
-        </w:rPr>
-        <w:t xml:space="preserve">PIPE</w:t>
-      </w:r>
-      <w:r>
-        <w:rPr>
-          <w:b/>
-          <w:bCs/>
-        </w:rPr>
-        <w:t xml:space="preserve">’</w:t>
+        <w:t xml:space="preserve">‘PIPE’</w:t>
       </w:r>
       <w:r>
         <w:rPr>
@@ -16764,8 +16706,8 @@
         </w:pict>
       </w:r>
     </w:p>
-    <w:bookmarkEnd w:id="38"/>
-    <w:bookmarkStart w:id="39" w:name="filter"/>
+    <w:bookmarkEnd w:id="27"/>
+    <w:bookmarkStart w:id="28" w:name="filter"/>
     <w:p>
       <w:pPr>
         <w:pStyle w:val="Heading2"/>
@@ -17547,8 +17489,8 @@
         </w:pict>
       </w:r>
     </w:p>
-    <w:bookmarkEnd w:id="39"/>
-    <w:bookmarkStart w:id="43" w:name="challenge"/>
+    <w:bookmarkEnd w:id="28"/>
+    <w:bookmarkStart w:id="32" w:name="challenge"/>
     <w:p>
       <w:pPr>
         <w:pStyle w:val="Heading2"/>
@@ -17736,18 +17678,18 @@
           <wp:inline>
             <wp:extent cx="5334000" cy="595185"/>
             <wp:effectExtent b="0" l="0" r="0" t="0"/>
-            <wp:docPr descr="" title="" id="41" name="Picture"/>
+            <wp:docPr descr="" title="" id="30" name="Picture"/>
             <a:graphic>
               <a:graphicData uri="http://schemas.openxmlformats.org/drawingml/2006/picture">
                 <pic:pic>
                   <pic:nvPicPr>
-                    <pic:cNvPr descr="images/red_green_sticky.png" id="42" name="Picture"/>
+                    <pic:cNvPr descr="images/red_green_sticky.png" id="31" name="Picture"/>
                     <pic:cNvPicPr>
                       <a:picLocks noChangeArrowheads="1" noChangeAspect="1"/>
                     </pic:cNvPicPr>
                   </pic:nvPicPr>
                   <pic:blipFill>
-                    <a:blip r:embed="rId40"/>
+                    <a:blip r:embed="rId29"/>
                     <a:stretch>
                       <a:fillRect/>
                     </a:stretch>
@@ -17781,8 +17723,8 @@
         </w:pict>
       </w:r>
     </w:p>
-    <w:bookmarkEnd w:id="43"/>
-    <w:bookmarkStart w:id="44" w:name="group_by"/>
+    <w:bookmarkEnd w:id="32"/>
+    <w:bookmarkStart w:id="33" w:name="group_by"/>
     <w:p>
       <w:pPr>
         <w:pStyle w:val="Heading2"/>
@@ -18745,8 +18687,8 @@
         </w:pict>
       </w:r>
     </w:p>
-    <w:bookmarkEnd w:id="44"/>
-    <w:bookmarkStart w:id="45" w:name="summarize"/>
+    <w:bookmarkEnd w:id="33"/>
+    <w:bookmarkStart w:id="34" w:name="summarize"/>
     <w:p>
       <w:pPr>
         <w:pStyle w:val="Heading2"/>
@@ -19270,8 +19212,8 @@
         </w:pict>
       </w:r>
     </w:p>
-    <w:bookmarkEnd w:id="45"/>
-    <w:bookmarkStart w:id="48" w:name="challenge-13"/>
+    <w:bookmarkEnd w:id="34"/>
+    <w:bookmarkStart w:id="37" w:name="challenge-13"/>
     <w:p>
       <w:pPr>
         <w:pStyle w:val="Heading2"/>
@@ -19733,18 +19675,18 @@
           <wp:inline>
             <wp:extent cx="5334000" cy="595185"/>
             <wp:effectExtent b="0" l="0" r="0" t="0"/>
-            <wp:docPr descr="" title="" id="46" name="Picture"/>
+            <wp:docPr descr="" title="" id="35" name="Picture"/>
             <a:graphic>
               <a:graphicData uri="http://schemas.openxmlformats.org/drawingml/2006/picture">
                 <pic:pic>
                   <pic:nvPicPr>
-                    <pic:cNvPr descr="images/red_green_sticky.png" id="47" name="Picture"/>
+                    <pic:cNvPr descr="images/red_green_sticky.png" id="36" name="Picture"/>
                     <pic:cNvPicPr>
                       <a:picLocks noChangeArrowheads="1" noChangeAspect="1"/>
                     </pic:cNvPicPr>
                   </pic:nvPicPr>
                   <pic:blipFill>
-                    <a:blip r:embed="rId40"/>
+                    <a:blip r:embed="rId29"/>
                     <a:stretch>
                       <a:fillRect/>
                     </a:stretch>
@@ -19778,8 +19720,8 @@
         </w:pict>
       </w:r>
     </w:p>
-    <w:bookmarkEnd w:id="48"/>
-    <w:bookmarkStart w:id="49" w:name="count-and-n"/>
+    <w:bookmarkEnd w:id="37"/>
+    <w:bookmarkStart w:id="38" w:name="count-and-n"/>
     <w:p>
       <w:pPr>
         <w:pStyle w:val="Heading2"/>
@@ -20524,8 +20466,8 @@
         </w:pict>
       </w:r>
     </w:p>
-    <w:bookmarkEnd w:id="49"/>
-    <w:bookmarkStart w:id="50" w:name="mutate"/>
+    <w:bookmarkEnd w:id="38"/>
+    <w:bookmarkStart w:id="39" w:name="mutate"/>
     <w:p>
       <w:pPr>
         <w:pStyle w:val="Heading2"/>
@@ -21246,8 +21188,8 @@
         </w:pict>
       </w:r>
     </w:p>
-    <w:bookmarkEnd w:id="50"/>
-    <w:bookmarkStart w:id="51" w:name="ifelse"/>
+    <w:bookmarkEnd w:id="39"/>
+    <w:bookmarkStart w:id="40" w:name="ifelse"/>
     <w:p>
       <w:pPr>
         <w:pStyle w:val="Heading2"/>
@@ -21799,8 +21741,8 @@
         </w:pict>
       </w:r>
     </w:p>
-    <w:bookmarkEnd w:id="51"/>
-    <w:bookmarkStart w:id="52" w:name="tidy-data"/>
+    <w:bookmarkEnd w:id="40"/>
+    <w:bookmarkStart w:id="41" w:name="tidy-data"/>
     <w:p>
       <w:pPr>
         <w:pStyle w:val="Heading2"/>
@@ -21816,8 +21758,8 @@
         </w:pict>
       </w:r>
     </w:p>
-    <w:bookmarkEnd w:id="52"/>
-    <w:bookmarkStart w:id="53" w:name="why-tidy-data"/>
+    <w:bookmarkEnd w:id="41"/>
+    <w:bookmarkStart w:id="42" w:name="why-tidy-data"/>
     <w:p>
       <w:pPr>
         <w:pStyle w:val="Heading2"/>
@@ -21928,13 +21870,7 @@
         </w:numPr>
       </w:pPr>
       <w:r>
-        <w:t xml:space="preserve">“</w:t>
-      </w:r>
-      <w:r>
-        <w:t xml:space="preserve">Tidy datasets are all alike, but every messy dataset is messy in its own way</w:t>
-      </w:r>
-      <w:r>
-        <w:t xml:space="preserve">”</w:t>
+        <w:t xml:space="preserve">“Tidy datasets are all alike, but every messy dataset is messy in its own way”</w:t>
       </w:r>
     </w:p>
     <w:p>
@@ -21944,8 +21880,8 @@
         </w:pict>
       </w:r>
     </w:p>
-    <w:bookmarkEnd w:id="53"/>
-    <w:bookmarkStart w:id="54" w:name="an-untidy-dataset-1"/>
+    <w:bookmarkEnd w:id="42"/>
+    <w:bookmarkStart w:id="43" w:name="an-untidy-dataset-1"/>
     <w:p>
       <w:pPr>
         <w:pStyle w:val="Heading2"/>
@@ -22091,8 +22027,8 @@
         </w:pict>
       </w:r>
     </w:p>
-    <w:bookmarkEnd w:id="54"/>
-    <w:bookmarkStart w:id="55" w:name="an-untidy-dataset-2"/>
+    <w:bookmarkEnd w:id="43"/>
+    <w:bookmarkStart w:id="44" w:name="an-untidy-dataset-2"/>
     <w:p>
       <w:pPr>
         <w:pStyle w:val="Heading2"/>
@@ -22234,8 +22170,8 @@
         </w:pict>
       </w:r>
     </w:p>
-    <w:bookmarkEnd w:id="55"/>
-    <w:bookmarkStart w:id="56" w:name="data-semantics"/>
+    <w:bookmarkEnd w:id="44"/>
+    <w:bookmarkStart w:id="45" w:name="data-semantics"/>
     <w:p>
       <w:pPr>
         <w:pStyle w:val="Heading2"/>
@@ -22426,8 +22362,8 @@
         </w:pict>
       </w:r>
     </w:p>
-    <w:bookmarkEnd w:id="56"/>
-    <w:bookmarkStart w:id="57" w:name="challenge-2min"/>
+    <w:bookmarkEnd w:id="45"/>
+    <w:bookmarkStart w:id="46" w:name="challenge-2min"/>
     <w:p>
       <w:pPr>
         <w:pStyle w:val="Heading2"/>
@@ -22483,8 +22419,8 @@
         </w:pict>
       </w:r>
     </w:p>
-    <w:bookmarkEnd w:id="57"/>
-    <w:bookmarkStart w:id="58" w:name="a-tidy-dataset-1"/>
+    <w:bookmarkEnd w:id="46"/>
+    <w:bookmarkStart w:id="47" w:name="a-tidy-dataset-1"/>
     <w:p>
       <w:pPr>
         <w:pStyle w:val="Heading2"/>
@@ -22633,8 +22569,8 @@
         </w:pict>
       </w:r>
     </w:p>
-    <w:bookmarkEnd w:id="58"/>
-    <w:bookmarkStart w:id="59" w:name="a-tidy-dataset-2"/>
+    <w:bookmarkEnd w:id="47"/>
+    <w:bookmarkStart w:id="48" w:name="a-tidy-dataset-2"/>
     <w:p>
       <w:pPr>
         <w:pStyle w:val="Heading2"/>
@@ -22699,8 +22635,8 @@
         </w:pict>
       </w:r>
     </w:p>
-    <w:bookmarkEnd w:id="59"/>
-    <w:bookmarkStart w:id="60" w:name="tidy-data-2"/>
+    <w:bookmarkEnd w:id="48"/>
+    <w:bookmarkStart w:id="49" w:name="tidy-data-2"/>
     <w:p>
       <w:pPr>
         <w:pStyle w:val="Heading2"/>
@@ -22964,13 +22900,7 @@
         <w:t xml:space="preserve"> </w:t>
       </w:r>
       <w:r>
-        <w:t xml:space="preserve">“</w:t>
-      </w:r>
-      <w:r>
-        <w:t xml:space="preserve">observation</w:t>
-      </w:r>
-      <w:r>
-        <w:t xml:space="preserve">”</w:t>
+        <w:t xml:space="preserve">“observation”</w:t>
       </w:r>
       <w:r>
         <w:t xml:space="preserve"> </w:t>
@@ -23437,8 +23367,8 @@
         </w:pict>
       </w:r>
     </w:p>
-    <w:bookmarkEnd w:id="60"/>
-    <w:bookmarkStart w:id="61" w:name="long-v-wide"/>
+    <w:bookmarkEnd w:id="49"/>
+    <w:bookmarkStart w:id="50" w:name="long-v-wide"/>
     <w:p>
       <w:pPr>
         <w:pStyle w:val="Heading2"/>
@@ -23461,13 +23391,7 @@
         <w:t xml:space="preserve"> </w:t>
       </w:r>
       <w:r>
-        <w:t xml:space="preserve">“</w:t>
-      </w:r>
-      <w:r>
-        <w:t xml:space="preserve">long</w:t>
-      </w:r>
-      <w:r>
-        <w:t xml:space="preserve">”</w:t>
+        <w:t xml:space="preserve">“long”</w:t>
       </w:r>
       <w:r>
         <w:t xml:space="preserve"> </w:t>
@@ -23479,13 +23403,7 @@
         <w:t xml:space="preserve"> </w:t>
       </w:r>
       <w:r>
-        <w:t xml:space="preserve">“</w:t>
-      </w:r>
-      <w:r>
-        <w:t xml:space="preserve">wide</w:t>
-      </w:r>
-      <w:r>
-        <w:t xml:space="preserve">”</w:t>
+        <w:t xml:space="preserve">“wide”</w:t>
       </w:r>
     </w:p>
     <w:p>
@@ -23614,8 +23532,8 @@
         </w:pict>
       </w:r>
     </w:p>
-    <w:bookmarkEnd w:id="61"/>
-    <w:bookmarkStart w:id="62" w:name="gapminder-wide-dataset"/>
+    <w:bookmarkEnd w:id="50"/>
+    <w:bookmarkStart w:id="51" w:name="gapminder-wide-dataset"/>
     <w:p>
       <w:pPr>
         <w:pStyle w:val="Heading2"/>
@@ -27523,8 +27441,8 @@
         </w:pict>
       </w:r>
     </w:p>
-    <w:bookmarkEnd w:id="62"/>
-    <w:bookmarkStart w:id="63" w:name="pivot-wide-to-long"/>
+    <w:bookmarkEnd w:id="51"/>
+    <w:bookmarkStart w:id="52" w:name="pivot-wide-to-long"/>
     <w:p>
       <w:pPr>
         <w:pStyle w:val="Heading2"/>
@@ -27647,13 +27565,7 @@
         <w:t xml:space="preserve"> </w:t>
       </w:r>
       <w:r>
-        <w:t xml:space="preserve">“</w:t>
-      </w:r>
-      <w:r>
-        <w:t xml:space="preserve">pivot tables</w:t>
-      </w:r>
-      <w:r>
-        <w:t xml:space="preserve">”</w:t>
+        <w:t xml:space="preserve">“pivot tables”</w:t>
       </w:r>
       <w:r>
         <w:t xml:space="preserve"> </w:t>
@@ -27767,13 +27679,7 @@
         <w:t xml:space="preserve"> </w:t>
       </w:r>
       <w:r>
-        <w:t xml:space="preserve">“</w:t>
-      </w:r>
-      <w:r>
-        <w:t xml:space="preserve">name</w:t>
-      </w:r>
-      <w:r>
-        <w:t xml:space="preserve">”</w:t>
+        <w:t xml:space="preserve">“name”</w:t>
       </w:r>
       <w:r>
         <w:t xml:space="preserve"> </w:t>
@@ -27785,13 +27691,7 @@
         <w:t xml:space="preserve"> </w:t>
       </w:r>
       <w:r>
-        <w:t xml:space="preserve">“</w:t>
-      </w:r>
-      <w:r>
-        <w:t xml:space="preserve">value</w:t>
-      </w:r>
-      <w:r>
-        <w:t xml:space="preserve">”</w:t>
+        <w:t xml:space="preserve">“value”</w:t>
       </w:r>
       <w:r>
         <w:t xml:space="preserve"> </w:t>
@@ -28801,8 +28701,8 @@
         <w:t xml:space="preserve">into its own column.</w:t>
       </w:r>
     </w:p>
-    <w:bookmarkEnd w:id="63"/>
-    <w:bookmarkStart w:id="64" w:name="separate"/>
+    <w:bookmarkEnd w:id="52"/>
+    <w:bookmarkStart w:id="53" w:name="separate"/>
     <w:p>
       <w:pPr>
         <w:pStyle w:val="Heading2"/>
@@ -30026,8 +29926,8 @@
         </w:pict>
       </w:r>
     </w:p>
-    <w:bookmarkEnd w:id="64"/>
-    <w:bookmarkStart w:id="65" w:name="pivot-long-to-wide"/>
+    <w:bookmarkEnd w:id="53"/>
+    <w:bookmarkStart w:id="54" w:name="pivot-long-to-wide"/>
     <w:p>
       <w:pPr>
         <w:pStyle w:val="Heading2"/>
@@ -30167,21 +30067,7 @@
           <w:b/>
           <w:bCs/>
         </w:rPr>
-        <w:t xml:space="preserve">“</w:t>
-      </w:r>
-      <w:r>
-        <w:rPr>
-          <w:b/>
-          <w:bCs/>
-        </w:rPr>
-        <w:t xml:space="preserve">NAMES</w:t>
-      </w:r>
-      <w:r>
-        <w:rPr>
-          <w:b/>
-          <w:bCs/>
-        </w:rPr>
-        <w:t xml:space="preserve">”</w:t>
+        <w:t xml:space="preserve">“NAMES”</w:t>
       </w:r>
     </w:p>
     <w:p>
@@ -30199,13 +30085,7 @@
         <w:t xml:space="preserve"> </w:t>
       </w:r>
       <w:r>
-        <w:t xml:space="preserve">“</w:t>
-      </w:r>
-      <w:r>
-        <w:t xml:space="preserve">VALUES</w:t>
-      </w:r>
-      <w:r>
-        <w:t xml:space="preserve">”</w:t>
+        <w:t xml:space="preserve">“VALUES”</w:t>
       </w:r>
       <w:r>
         <w:t xml:space="preserve"> </w:t>
@@ -30217,13 +30097,7 @@
         <w:t xml:space="preserve"> </w:t>
       </w:r>
       <w:r>
-        <w:t xml:space="preserve">“</w:t>
-      </w:r>
-      <w:r>
-        <w:t xml:space="preserve">NAMES</w:t>
-      </w:r>
-      <w:r>
-        <w:t xml:space="preserve">”</w:t>
+        <w:t xml:space="preserve">“NAMES”</w:t>
       </w:r>
       <w:r>
         <w:t xml:space="preserve"> </w:t>
@@ -31243,8 +31117,8 @@
         </w:pict>
       </w:r>
     </w:p>
-    <w:bookmarkEnd w:id="65"/>
-    <w:bookmarkStart w:id="68" w:name="challenge-5min"/>
+    <w:bookmarkEnd w:id="54"/>
+    <w:bookmarkStart w:id="57" w:name="challenge-5min"/>
     <w:p>
       <w:pPr>
         <w:pStyle w:val="Heading2"/>
@@ -31354,18 +31228,18 @@
           <wp:inline>
             <wp:extent cx="5334000" cy="595185"/>
             <wp:effectExtent b="0" l="0" r="0" t="0"/>
-            <wp:docPr descr="" title="" id="66" name="Picture"/>
+            <wp:docPr descr="" title="" id="55" name="Picture"/>
             <a:graphic>
               <a:graphicData uri="http://schemas.openxmlformats.org/drawingml/2006/picture">
                 <pic:pic>
                   <pic:nvPicPr>
-                    <pic:cNvPr descr="images/red_green_sticky.png" id="67" name="Picture"/>
+                    <pic:cNvPr descr="images/red_green_sticky.png" id="56" name="Picture"/>
                     <pic:cNvPicPr>
                       <a:picLocks noChangeArrowheads="1" noChangeAspect="1"/>
                     </pic:cNvPicPr>
                   </pic:nvPicPr>
                   <pic:blipFill>
-                    <a:blip r:embed="rId40"/>
+                    <a:blip r:embed="rId29"/>
                     <a:stretch>
                       <a:fillRect/>
                     </a:stretch>
@@ -31392,9 +31266,13 @@
         </w:drawing>
       </w:r>
     </w:p>
-    <w:bookmarkEnd w:id="68"/>
-    <w:bookmarkEnd w:id="69"/>
-    <w:sectPr/>
+    <w:bookmarkEnd w:id="57"/>
+    <w:bookmarkEnd w:id="58"/>
+    <w:sectPr>
+      <w:footnotePr>
+        <w:numRestart w:val="eachSect"/>
+      </w:footnotePr>
+    </w:sectPr>
   </w:body>
 </w:document>
 </file>
@@ -32327,8 +32205,6 @@
     </w:pPr>
     <w:rPr>
       <w:rFonts w:asciiTheme="majorHAnsi" w:cstheme="majorBidi" w:eastAsiaTheme="majorEastAsia" w:hAnsiTheme="majorHAnsi"/>
-      <w:spacing w:val="-10"/>
-      <w:kern w:val="28"/>
       <w:sz w:val="56"/>
       <w:szCs w:val="56"/>
     </w:rPr>
@@ -32341,15 +32217,13 @@
     <w:rsid w:val="00A10FD9"/>
     <w:rPr>
       <w:rFonts w:asciiTheme="majorHAnsi" w:cstheme="majorBidi" w:eastAsiaTheme="majorEastAsia" w:hAnsiTheme="majorHAnsi"/>
-      <w:spacing w:val="-10"/>
-      <w:kern w:val="28"/>
       <w:sz w:val="56"/>
       <w:szCs w:val="56"/>
     </w:rPr>
   </w:style>
   <w:style w:styleId="Subtitle" w:type="paragraph">
     <w:name w:val="Subtitle"/>
-    <w:basedOn w:val="Normal"/>
+    <w:basedOn w:val="Title"/>
     <w:next w:val="BodyText"/>
     <w:link w:val="SubtitleChar"/>
     <w:uiPriority w:val="11"/>
@@ -32362,7 +32236,6 @@
     </w:pPr>
     <w:rPr>
       <w:rFonts w:cstheme="majorBidi" w:eastAsiaTheme="majorEastAsia"/>
-      <w:color w:themeColor="text1" w:themeTint="A6" w:val="595959"/>
       <w:spacing w:val="15"/>
       <w:sz w:val="28"/>
       <w:szCs w:val="28"/>
@@ -32384,23 +32257,31 @@
   </w:style>
   <w:style w:customStyle="1" w:styleId="Author" w:type="paragraph">
     <w:name w:val="Author"/>
+    <w:basedOn w:val="Title"/>
     <w:next w:val="BodyText"/>
     <w:qFormat/>
     <w:pPr>
       <w:keepNext/>
       <w:keepLines/>
-      <w:jc w:val="center"/>
     </w:pPr>
+    <w:rPr>
+      <w:sz w:val="24"/>
+      <w:szCs w:val="24"/>
+    </w:rPr>
   </w:style>
   <w:style w:styleId="Date" w:type="paragraph">
     <w:name w:val="Date"/>
+    <w:basedOn w:val="Title"/>
     <w:next w:val="BodyText"/>
     <w:qFormat/>
     <w:pPr>
       <w:keepNext/>
       <w:keepLines/>
-      <w:jc w:val="center"/>
     </w:pPr>
+    <w:rPr>
+      <w:sz w:val="24"/>
+      <w:szCs w:val="24"/>
+    </w:rPr>
   </w:style>
   <w:style w:customStyle="1" w:styleId="AbstractTitle" w:type="paragraph">
     <w:name w:val="Abstract Title"/>
@@ -32415,7 +32296,6 @@
     </w:pPr>
     <w:rPr>
       <w:b/>
-      <w:color w:val="345A8A"/>
       <w:sz w:val="20"/>
       <w:szCs w:val="20"/>
     </w:rPr>
